--- a/hw2_use_case_description_C113033_이윤정.docx
+++ b/hw2_use_case_description_C113033_이윤정.docx
@@ -841,139 +841,15 @@
             <w:pPr>
               <w:rPr>
                 <w:rFonts w:ascii="Apple SD Gothic Neo" w:eastAsia="Apple SD Gothic Neo" w:hAnsi="Apple SD Gothic Neo"/>
-                <w:b/>
-                <w:bCs/>
-                <w:sz w:val="24"/>
-              </w:rPr>
-            </w:pPr>
-          </w:p>
-        </w:tc>
-        <w:tc>
-          <w:tcPr>
-            <w:tcW w:w="4701" w:type="dxa"/>
-            <w:tcBorders>
-              <w:left w:val="single" w:sz="4" w:space="0" w:color="auto"/>
-            </w:tcBorders>
-            <w:shd w:val="clear" w:color="auto" w:fill="FFFFFF" w:themeFill="background1"/>
-          </w:tcPr>
-          <w:p>
-            <w:pPr>
-              <w:rPr>
-                <w:rFonts w:ascii="Apple SD Gothic Neo" w:eastAsia="Apple SD Gothic Neo" w:hAnsi="Apple SD Gothic Neo" w:hint="eastAsia"/>
                 <w:sz w:val="24"/>
               </w:rPr>
             </w:pPr>
             <w:r>
               <w:rPr>
-                <w:rFonts w:ascii="Apple SD Gothic Neo" w:eastAsia="Apple SD Gothic Neo" w:hAnsi="Apple SD Gothic Neo"/>
-                <w:sz w:val="24"/>
-              </w:rPr>
-              <w:t>1.</w:t>
-            </w:r>
-            <w:r>
-              <w:rPr>
-                <w:rFonts w:ascii="Apple SD Gothic Neo" w:eastAsia="Apple SD Gothic Neo" w:hAnsi="Apple SD Gothic Neo"/>
-                <w:sz w:val="24"/>
-              </w:rPr>
-              <w:t xml:space="preserve"> </w:t>
-            </w:r>
-            <w:r>
-              <w:rPr>
                 <w:rFonts w:ascii="Apple SD Gothic Neo" w:eastAsia="Apple SD Gothic Neo" w:hAnsi="Apple SD Gothic Neo" w:hint="eastAsia"/>
                 <w:sz w:val="24"/>
               </w:rPr>
-              <w:t xml:space="preserve">대여 가능한 자전거 </w:t>
-            </w:r>
-            <w:r>
-              <w:rPr>
-                <w:rFonts w:ascii="Apple SD Gothic Neo" w:eastAsia="Apple SD Gothic Neo" w:hAnsi="Apple SD Gothic Neo" w:hint="eastAsia"/>
-                <w:sz w:val="24"/>
-              </w:rPr>
-              <w:t xml:space="preserve">리스트를 </w:t>
-            </w:r>
-            <w:r>
-              <w:rPr>
-                <w:rFonts w:ascii="Apple SD Gothic Neo" w:eastAsia="Apple SD Gothic Neo" w:hAnsi="Apple SD Gothic Neo" w:hint="eastAsia"/>
-                <w:color w:val="333333"/>
-                <w:sz w:val="24"/>
-              </w:rPr>
-              <w:t>자전거 ID</w:t>
-            </w:r>
-            <w:r>
-              <w:rPr>
-                <w:rFonts w:ascii="Apple SD Gothic Neo" w:eastAsia="Apple SD Gothic Neo" w:hAnsi="Apple SD Gothic Neo" w:hint="eastAsia"/>
-                <w:color w:val="333333"/>
-                <w:sz w:val="24"/>
-                <w:shd w:val="clear" w:color="auto" w:fill="FFFFFF"/>
-              </w:rPr>
-              <w:t xml:space="preserve"> 순으로 </w:t>
-            </w:r>
-            <w:r>
-              <w:rPr>
-                <w:rFonts w:ascii="Apple SD Gothic Neo" w:eastAsia="Apple SD Gothic Neo" w:hAnsi="Apple SD Gothic Neo" w:hint="eastAsia"/>
-                <w:sz w:val="24"/>
-              </w:rPr>
-              <w:t xml:space="preserve">보여주며, </w:t>
-            </w:r>
-            <w:r>
-              <w:rPr>
-                <w:rFonts w:ascii="Apple SD Gothic Neo" w:eastAsia="Apple SD Gothic Neo" w:hAnsi="Apple SD Gothic Neo" w:hint="eastAsia"/>
-                <w:sz w:val="24"/>
-              </w:rPr>
-              <w:t>각 항목에 자전거</w:t>
-            </w:r>
-            <w:r>
-              <w:rPr>
-                <w:rFonts w:ascii="Apple SD Gothic Neo" w:eastAsia="Apple SD Gothic Neo" w:hAnsi="Apple SD Gothic Neo"/>
-                <w:sz w:val="24"/>
-              </w:rPr>
-              <w:t xml:space="preserve"> ID</w:t>
-            </w:r>
-            <w:r>
-              <w:rPr>
-                <w:rFonts w:ascii="Apple SD Gothic Neo" w:eastAsia="Apple SD Gothic Neo" w:hAnsi="Apple SD Gothic Neo" w:hint="eastAsia"/>
-                <w:sz w:val="24"/>
-              </w:rPr>
-              <w:t xml:space="preserve">와 </w:t>
-            </w:r>
-            <w:r>
-              <w:rPr>
-                <w:rFonts w:ascii="Apple SD Gothic Neo" w:eastAsia="Apple SD Gothic Neo" w:hAnsi="Apple SD Gothic Neo" w:hint="eastAsia"/>
-                <w:sz w:val="24"/>
-              </w:rPr>
-              <w:t>자전거 제품명을 출력한다.</w:t>
-            </w:r>
-          </w:p>
-        </w:tc>
-      </w:tr>
-      <w:tr>
-        <w:trPr>
-          <w:cnfStyle w:val="000000100000" w:firstRow="0" w:lastRow="0" w:firstColumn="0" w:lastColumn="0" w:oddVBand="0" w:evenVBand="0" w:oddHBand="1" w:evenHBand="0" w:firstRowFirstColumn="0" w:firstRowLastColumn="0" w:lastRowFirstColumn="0" w:lastRowLastColumn="0"/>
-          <w:trHeight w:val="474"/>
-        </w:trPr>
-        <w:tc>
-          <w:tcPr>
-            <w:tcW w:w="4508" w:type="dxa"/>
-            <w:tcBorders>
-              <w:top w:val="single" w:sz="4" w:space="0" w:color="auto"/>
-              <w:bottom w:val="single" w:sz="4" w:space="0" w:color="auto"/>
-              <w:right w:val="single" w:sz="4" w:space="0" w:color="auto"/>
-            </w:tcBorders>
-            <w:shd w:val="clear" w:color="auto" w:fill="FFFFFF" w:themeFill="background1"/>
-          </w:tcPr>
-          <w:p>
-            <w:pPr>
-              <w:rPr>
-                <w:rFonts w:ascii="Apple SD Gothic Neo" w:eastAsia="Apple SD Gothic Neo" w:hAnsi="Apple SD Gothic Neo" w:hint="eastAsia"/>
-                <w:sz w:val="24"/>
-              </w:rPr>
-            </w:pPr>
-            <w:r>
-              <w:rPr>
-                <w:rFonts w:ascii="Apple SD Gothic Neo" w:eastAsia="Apple SD Gothic Neo" w:hAnsi="Apple SD Gothic Neo"/>
-                <w:sz w:val="24"/>
-              </w:rPr>
-              <w:t>2</w:t>
+              <w:t>1</w:t>
             </w:r>
             <w:r>
               <w:rPr>
@@ -1002,16 +878,16 @@
           <w:p>
             <w:pPr>
               <w:rPr>
-                <w:rFonts w:ascii="Apple SD Gothic Neo" w:eastAsia="Apple SD Gothic Neo" w:hAnsi="Apple SD Gothic Neo" w:hint="eastAsia"/>
+                <w:rFonts w:ascii="Apple SD Gothic Neo" w:eastAsia="Apple SD Gothic Neo" w:hAnsi="Apple SD Gothic Neo"/>
                 <w:sz w:val="24"/>
               </w:rPr>
             </w:pPr>
             <w:r>
               <w:rPr>
-                <w:rFonts w:ascii="Apple SD Gothic Neo" w:eastAsia="Apple SD Gothic Neo" w:hAnsi="Apple SD Gothic Neo"/>
-                <w:sz w:val="24"/>
-              </w:rPr>
-              <w:t>3</w:t>
+                <w:rFonts w:ascii="Apple SD Gothic Neo" w:eastAsia="Apple SD Gothic Neo" w:hAnsi="Apple SD Gothic Neo" w:hint="eastAsia"/>
+                <w:sz w:val="24"/>
+              </w:rPr>
+              <w:t>2</w:t>
             </w:r>
             <w:r>
               <w:rPr>
@@ -1043,22 +919,6 @@
       <w:pPr>
         <w:rPr>
           <w:rFonts w:ascii="Apple SD Gothic Neo" w:eastAsia="Apple SD Gothic Neo" w:hAnsi="Apple SD Gothic Neo"/>
-          <w:sz w:val="24"/>
-        </w:rPr>
-      </w:pPr>
-    </w:p>
-    <w:p>
-      <w:pPr>
-        <w:rPr>
-          <w:rFonts w:ascii="Apple SD Gothic Neo" w:eastAsia="Apple SD Gothic Neo" w:hAnsi="Apple SD Gothic Neo" w:hint="eastAsia"/>
-          <w:sz w:val="24"/>
-        </w:rPr>
-      </w:pPr>
-    </w:p>
-    <w:p>
-      <w:pPr>
-        <w:rPr>
-          <w:rFonts w:ascii="Apple SD Gothic Neo" w:eastAsia="Apple SD Gothic Neo" w:hAnsi="Apple SD Gothic Neo"/>
           <w:b/>
           <w:bCs/>
           <w:sz w:val="24"/>
@@ -1071,7 +931,6 @@
           <w:bCs/>
           <w:sz w:val="24"/>
         </w:rPr>
-        <w:lastRenderedPageBreak/>
         <w:t>6</w:t>
       </w:r>
       <w:r>
